--- a/Backup 20260702/Техническо_описание_ЗАДАЧИ_20260705.docx
+++ b/Backup 20260702/Техническо_описание_ЗАДАЧИ_20260705.docx
@@ -281,595 +281,795 @@
       </w:pPr>
       <w:r>
         <w:rPr/>
-        <w:t xml:space="preserve">├── public/</w:t>
-      </w:r>
-    </w:p>
-    <w:p>
-      <w:pPr>
-        <w:pStyle w:val="BodyText"/>
-        <w:bidi w:val="0"/>
-        <w:jc w:val="start"/>
-        <w:rPr/>
-      </w:pPr>
-      <w:r>
-        <w:rPr/>
-        <w:t xml:space="preserve">│   ├── sw.js</w:t>
-      </w:r>
-    </w:p>
-    <w:p>
-      <w:pPr>
-        <w:pStyle w:val="BodyText"/>
-        <w:bidi w:val="0"/>
-        <w:jc w:val="start"/>
-        <w:rPr/>
-      </w:pPr>
-      <w:r>
-        <w:rPr/>
-        <w:t xml:space="preserve">│   ├── icon-192.png</w:t>
-      </w:r>
-    </w:p>
-    <w:p>
-      <w:pPr>
-        <w:pStyle w:val="BodyText"/>
-        <w:bidi w:val="0"/>
-        <w:jc w:val="start"/>
-        <w:rPr/>
-      </w:pPr>
-      <w:r>
-        <w:rPr/>
-        <w:t xml:space="preserve">│   └── icon-512.png</w:t>
-      </w:r>
-    </w:p>
-    <w:p>
-      <w:pPr>
-        <w:pStyle w:val="BodyText"/>
-        <w:bidi w:val="0"/>
-        <w:jc w:val="start"/>
-        <w:rPr/>
-      </w:pPr>
-      <w:r>
-        <w:rPr/>
-        <w:t xml:space="preserve">├── src/</w:t>
-      </w:r>
-    </w:p>
-    <w:p>
-      <w:pPr>
-        <w:pStyle w:val="BodyText"/>
-        <w:bidi w:val="0"/>
-        <w:jc w:val="start"/>
-        <w:rPr/>
-      </w:pPr>
-      <w:r>
-        <w:rPr/>
-        <w:t xml:space="preserve">│   ├── utils/</w:t>
-      </w:r>
-    </w:p>
-    <w:p>
-      <w:pPr>
-        <w:pStyle w:val="BodyText"/>
-        <w:bidi w:val="0"/>
-        <w:jc w:val="start"/>
-        <w:rPr/>
-      </w:pPr>
-      <w:r>
-        <w:rPr/>
-        <w:t xml:space="preserve">│   │   ├── storage.js</w:t>
-      </w:r>
-    </w:p>
-    <w:p>
-      <w:pPr>
-        <w:pStyle w:val="BodyText"/>
-        <w:bidi w:val="0"/>
-        <w:jc w:val="start"/>
-        <w:rPr/>
-      </w:pPr>
-      <w:r>
-        <w:rPr/>
-        <w:t xml:space="preserve">│   │   ├── dateUtils.js</w:t>
-      </w:r>
-    </w:p>
-    <w:p>
-      <w:pPr>
-        <w:pStyle w:val="BodyText"/>
-        <w:bidi w:val="0"/>
-        <w:jc w:val="start"/>
-        <w:rPr/>
-      </w:pPr>
-      <w:r>
-        <w:rPr/>
-        <w:t xml:space="preserve">│   │   ├── habitUtils.js</w:t>
-      </w:r>
-    </w:p>
-    <w:p>
-      <w:pPr>
-        <w:pStyle w:val="BodyText"/>
-        <w:bidi w:val="0"/>
-        <w:jc w:val="start"/>
-        <w:rPr/>
-      </w:pPr>
-      <w:r>
-        <w:rPr/>
-        <w:t xml:space="preserve">│   │   ├── ruleEngine.js</w:t>
-      </w:r>
-    </w:p>
-    <w:p>
-      <w:pPr>
-        <w:pStyle w:val="BodyText"/>
-        <w:bidi w:val="0"/>
-        <w:jc w:val="start"/>
-        <w:rPr/>
-      </w:pPr>
-      <w:r>
-        <w:rPr/>
-        <w:t xml:space="preserve">│   │   ├── taskGenerator.js</w:t>
-      </w:r>
-    </w:p>
-    <w:p>
-      <w:pPr>
-        <w:pStyle w:val="BodyText"/>
-        <w:bidi w:val="0"/>
-        <w:jc w:val="start"/>
-        <w:rPr/>
-      </w:pPr>
-      <w:r>
-        <w:rPr/>
-        <w:t xml:space="preserve">│   │   ├── calendarStates.js</w:t>
-      </w:r>
-    </w:p>
-    <w:p>
-      <w:pPr>
-        <w:pStyle w:val="BodyText"/>
-        <w:bidi w:val="0"/>
-        <w:jc w:val="start"/>
-        <w:rPr/>
-      </w:pPr>
-      <w:r>
-        <w:rPr/>
-        <w:t xml:space="preserve">│   │   ├── exportImport.js</w:t>
-      </w:r>
-    </w:p>
-    <w:p>
-      <w:pPr>
-        <w:pStyle w:val="BodyText"/>
-        <w:bidi w:val="0"/>
-        <w:jc w:val="start"/>
-        <w:rPr/>
-      </w:pPr>
-      <w:r>
-        <w:rPr/>
-        <w:t xml:space="preserve">│   │   └── constants.js</w:t>
-      </w:r>
-    </w:p>
-    <w:p>
-      <w:pPr>
-        <w:pStyle w:val="BodyText"/>
-        <w:bidi w:val="0"/>
-        <w:jc w:val="start"/>
-        <w:rPr/>
-      </w:pPr>
-      <w:r>
-        <w:rPr/>
-        <w:t xml:space="preserve">│   │   └── supabase.js </w:t>
-      </w:r>
-    </w:p>
-    <w:p>
-      <w:pPr>
-        <w:pStyle w:val="BodyText"/>
-        <w:bidi w:val="0"/>
-        <w:jc w:val="start"/>
-        <w:rPr/>
-      </w:pPr>
-      <w:r>
-        <w:rPr/>
-        <w:t xml:space="preserve">│   ├── hooks/</w:t>
-      </w:r>
-    </w:p>
-    <w:p>
-      <w:pPr>
-        <w:pStyle w:val="BodyText"/>
-        <w:bidi w:val="0"/>
-        <w:jc w:val="start"/>
-        <w:rPr/>
-      </w:pPr>
-      <w:r>
-        <w:rPr/>
-        <w:t xml:space="preserve">│   │   ├── useConfetti.js</w:t>
-      </w:r>
-    </w:p>
-    <w:p>
-      <w:pPr>
-        <w:pStyle w:val="BodyText"/>
-        <w:bidi w:val="0"/>
-        <w:jc w:val="start"/>
-        <w:rPr/>
-      </w:pPr>
-      <w:r>
-        <w:rPr/>
-        <w:t xml:space="preserve">│   │   └── useNotifications.js</w:t>
-      </w:r>
-    </w:p>
-    <w:p>
-      <w:pPr>
-        <w:pStyle w:val="BodyText"/>
-        <w:bidi w:val="0"/>
-        <w:jc w:val="start"/>
-        <w:rPr/>
-      </w:pPr>
-      <w:r>
-        <w:rPr/>
-        <w:t xml:space="preserve">│   ├── components/</w:t>
-      </w:r>
-    </w:p>
-    <w:p>
-      <w:pPr>
-        <w:pStyle w:val="BodyText"/>
-        <w:bidi w:val="0"/>
-        <w:jc w:val="start"/>
-        <w:rPr/>
-      </w:pPr>
-      <w:r>
-        <w:rPr/>
-        <w:t xml:space="preserve">│   │   ├── ui/</w:t>
-      </w:r>
-    </w:p>
-    <w:p>
-      <w:pPr>
-        <w:pStyle w:val="BodyText"/>
-        <w:bidi w:val="0"/>
-        <w:jc w:val="start"/>
-        <w:rPr/>
-      </w:pPr>
-      <w:r>
-        <w:rPr/>
-        <w:t xml:space="preserve">│   │   │   ├── AlertModal.jsx</w:t>
-      </w:r>
-    </w:p>
-    <w:p>
-      <w:pPr>
-        <w:pStyle w:val="BodyText"/>
-        <w:bidi w:val="0"/>
-        <w:jc w:val="start"/>
-        <w:rPr/>
-      </w:pPr>
-      <w:r>
-        <w:rPr/>
-        <w:t xml:space="preserve">│   │   │   ├── ConfirmModal.jsx</w:t>
-      </w:r>
-    </w:p>
-    <w:p>
-      <w:pPr>
-        <w:pStyle w:val="BodyText"/>
-        <w:bidi w:val="0"/>
-        <w:jc w:val="start"/>
-        <w:rPr/>
-      </w:pPr>
-      <w:r>
-        <w:rPr/>
-        <w:t xml:space="preserve">│   │   │   ├── DateInput.jsx</w:t>
-      </w:r>
-    </w:p>
-    <w:p>
-      <w:pPr>
-        <w:pStyle w:val="BodyText"/>
-        <w:bidi w:val="0"/>
-        <w:jc w:val="start"/>
-        <w:rPr/>
-      </w:pPr>
-      <w:r>
-        <w:rPr/>
-        <w:t xml:space="preserve">│   │   │   ├── DeleteModal.jsx</w:t>
-      </w:r>
-    </w:p>
-    <w:p>
-      <w:pPr>
-        <w:pStyle w:val="BodyText"/>
-        <w:bidi w:val="0"/>
-        <w:jc w:val="start"/>
-        <w:rPr/>
-      </w:pPr>
-      <w:r>
-        <w:rPr/>
-        <w:t xml:space="preserve">│   │   │   ├── HelpModal.jsx </w:t>
-      </w:r>
-    </w:p>
-    <w:p>
-      <w:pPr>
-        <w:pStyle w:val="BodyText"/>
-        <w:bidi w:val="0"/>
-        <w:jc w:val="start"/>
-        <w:rPr/>
-      </w:pPr>
-      <w:r>
-        <w:rPr/>
-        <w:t xml:space="preserve">│   │   │   ├── InstallPrompt.jsx</w:t>
-      </w:r>
-    </w:p>
-    <w:p>
-      <w:pPr>
-        <w:pStyle w:val="BodyText"/>
-        <w:bidi w:val="0"/>
-        <w:jc w:val="start"/>
-        <w:rPr/>
-      </w:pPr>
-      <w:r>
-        <w:rPr/>
-        <w:t xml:space="preserve">│   │   │   ├── NotificationPermissionModal.jsx</w:t>
-      </w:r>
-    </w:p>
-    <w:p>
-      <w:pPr>
-        <w:pStyle w:val="BodyText"/>
-        <w:bidi w:val="0"/>
-        <w:jc w:val="start"/>
-        <w:rPr/>
-      </w:pPr>
-      <w:r>
-        <w:rPr/>
-        <w:t xml:space="preserve">│   │   │   └── Toast.jsx</w:t>
-      </w:r>
-    </w:p>
-    <w:p>
-      <w:pPr>
-        <w:pStyle w:val="BodyText"/>
-        <w:bidi w:val="0"/>
-        <w:jc w:val="start"/>
-        <w:rPr/>
-      </w:pPr>
-      <w:r>
-        <w:rPr/>
-        <w:t xml:space="preserve">│   │   ├── habits/</w:t>
-      </w:r>
-    </w:p>
-    <w:p>
-      <w:pPr>
-        <w:pStyle w:val="BodyText"/>
-        <w:bidi w:val="0"/>
-        <w:jc w:val="start"/>
-        <w:rPr/>
-      </w:pPr>
-      <w:r>
-        <w:rPr/>
-        <w:t xml:space="preserve">│   │   │   ├── ArchiveScreen.jsx</w:t>
-      </w:r>
-    </w:p>
-    <w:p>
-      <w:pPr>
-        <w:pStyle w:val="BodyText"/>
-        <w:bidi w:val="0"/>
-        <w:jc w:val="start"/>
-        <w:rPr/>
-      </w:pPr>
-      <w:r>
-        <w:rPr/>
-        <w:t xml:space="preserve">│   │   │   ├── HabitCard.jsx</w:t>
-      </w:r>
-    </w:p>
-    <w:p>
-      <w:pPr>
-        <w:pStyle w:val="BodyText"/>
-        <w:bidi w:val="0"/>
-        <w:jc w:val="start"/>
-        <w:rPr/>
-      </w:pPr>
-      <w:r>
-        <w:rPr/>
-        <w:t xml:space="preserve">│   │   │   ├── HabitModal.jsx</w:t>
-      </w:r>
-    </w:p>
-    <w:p>
-      <w:pPr>
-        <w:pStyle w:val="BodyText"/>
-        <w:bidi w:val="0"/>
-        <w:jc w:val="start"/>
-        <w:rPr/>
-      </w:pPr>
-      <w:r>
-        <w:rPr/>
-        <w:t xml:space="preserve">│   │   │   └── HabitsScreen.jsx</w:t>
-      </w:r>
-    </w:p>
-    <w:p>
-      <w:pPr>
-        <w:pStyle w:val="BodyText"/>
-        <w:bidi w:val="0"/>
-        <w:jc w:val="start"/>
-        <w:rPr/>
-      </w:pPr>
-      <w:r>
-        <w:rPr/>
-        <w:t xml:space="preserve">│   │   ├── calendar/</w:t>
-      </w:r>
-    </w:p>
-    <w:p>
-      <w:pPr>
-        <w:pStyle w:val="BodyText"/>
-        <w:bidi w:val="0"/>
-        <w:jc w:val="start"/>
-        <w:rPr/>
-      </w:pPr>
-      <w:r>
-        <w:rPr/>
-        <w:t xml:space="preserve">│   │   │   ├── CalendarScreen.jsx</w:t>
-      </w:r>
-    </w:p>
-    <w:p>
-      <w:pPr>
-        <w:pStyle w:val="BodyText"/>
-        <w:bidi w:val="0"/>
-        <w:jc w:val="start"/>
-        <w:rPr/>
-      </w:pPr>
-      <w:r>
-        <w:rPr/>
-        <w:t xml:space="preserve">│   │   │   ├── DayModal.jsx</w:t>
-      </w:r>
-    </w:p>
-    <w:p>
-      <w:pPr>
-        <w:pStyle w:val="BodyText"/>
-        <w:bidi w:val="0"/>
-        <w:jc w:val="start"/>
-        <w:rPr/>
-      </w:pPr>
-      <w:r>
-        <w:rPr/>
-        <w:t xml:space="preserve">│   │   │   └── MakeupPicker.jsx</w:t>
-      </w:r>
-    </w:p>
-    <w:p>
-      <w:pPr>
-        <w:pStyle w:val="BodyText"/>
-        <w:bidi w:val="0"/>
-        <w:jc w:val="start"/>
-        <w:rPr/>
-      </w:pPr>
-      <w:r>
-        <w:rPr/>
-        <w:t xml:space="preserve">│   │   ├── today/</w:t>
-      </w:r>
-    </w:p>
-    <w:p>
-      <w:pPr>
-        <w:pStyle w:val="BodyText"/>
-        <w:bidi w:val="0"/>
-        <w:jc w:val="start"/>
-        <w:rPr/>
-      </w:pPr>
-      <w:r>
-        <w:rPr/>
-        <w:t xml:space="preserve">│   │   │   ├── TaskActions.jsx</w:t>
-      </w:r>
-    </w:p>
-    <w:p>
-      <w:pPr>
-        <w:pStyle w:val="BodyText"/>
-        <w:bidi w:val="0"/>
-        <w:jc w:val="start"/>
-        <w:rPr/>
-      </w:pPr>
-      <w:r>
-        <w:rPr/>
-        <w:t xml:space="preserve">│   │   │   └── TodayScreen.jsx</w:t>
-      </w:r>
-    </w:p>
-    <w:p>
-      <w:pPr>
-        <w:pStyle w:val="BodyText"/>
-        <w:bidi w:val="0"/>
-        <w:jc w:val="start"/>
-        <w:rPr/>
-      </w:pPr>
-      <w:r>
-        <w:rPr/>
-        <w:t xml:space="preserve">│   │   ├── statistics/</w:t>
-      </w:r>
-    </w:p>
-    <w:p>
-      <w:pPr>
-        <w:pStyle w:val="BodyText"/>
-        <w:bidi w:val="0"/>
-        <w:jc w:val="start"/>
-        <w:rPr/>
-      </w:pPr>
-      <w:r>
-        <w:rPr/>
-        <w:t xml:space="preserve">│   │   │   └── StatisticsScreen.jsx</w:t>
-      </w:r>
-    </w:p>
-    <w:p>
-      <w:pPr>
-        <w:pStyle w:val="BodyText"/>
-        <w:bidi w:val="0"/>
-        <w:jc w:val="start"/>
-        <w:rPr/>
-      </w:pPr>
-      <w:r>
-        <w:rPr/>
-        <w:t xml:space="preserve">│   │   └── settings/</w:t>
-      </w:r>
-    </w:p>
-    <w:p>
-      <w:pPr>
-        <w:pStyle w:val="BodyText"/>
-        <w:bidi w:val="0"/>
-        <w:jc w:val="start"/>
-        <w:rPr/>
-      </w:pPr>
-      <w:r>
-        <w:rPr/>
-        <w:t xml:space="preserve">│   │       └── SettingsModal.jsx</w:t>
-      </w:r>
-    </w:p>
-    <w:p>
-      <w:pPr>
-        <w:pStyle w:val="BodyText"/>
-        <w:bidi w:val="0"/>
-        <w:jc w:val="start"/>
-        <w:rPr/>
-      </w:pPr>
-      <w:r>
-        <w:rPr/>
-        <w:t xml:space="preserve">│   ├── App.jsx</w:t>
-      </w:r>
-    </w:p>
-    <w:p>
-      <w:pPr>
-        <w:pStyle w:val="BodyText"/>
-        <w:bidi w:val="0"/>
-        <w:jc w:val="start"/>
-        <w:rPr/>
-      </w:pPr>
-      <w:r>
-        <w:rPr/>
-        <w:t xml:space="preserve">│   ├── main.jsx</w:t>
-      </w:r>
-    </w:p>
-    <w:p>
-      <w:pPr>
-        <w:pStyle w:val="BodyText"/>
-        <w:bidi w:val="0"/>
-        <w:jc w:val="start"/>
-        <w:rPr/>
-      </w:pPr>
-      <w:r>
-        <w:rPr/>
-        <w:t xml:space="preserve">│   └── index.css</w:t>
-      </w:r>
-    </w:p>
-    <w:p>
-      <w:pPr>
-        <w:pStyle w:val="BodyText"/>
-        <w:bidi w:val="0"/>
-        <w:jc w:val="start"/>
-        <w:rPr/>
-      </w:pPr>
-      <w:r>
-        <w:rPr/>
-        <w:t xml:space="preserve">├── index.html</w:t>
-      </w:r>
-    </w:p>
-    <w:p>
-      <w:pPr>
-        <w:pStyle w:val="BodyText"/>
-        <w:bidi w:val="0"/>
-        <w:jc w:val="start"/>
-        <w:rPr/>
-      </w:pPr>
-      <w:r>
-        <w:rPr/>
-        <w:t xml:space="preserve">├── vite.config.js</w:t>
-      </w:r>
-    </w:p>
-    <w:p>
-      <w:pPr>
-        <w:pStyle w:val="BodyText"/>
-        <w:bidi w:val="0"/>
-        <w:jc w:val="start"/>
-        <w:rPr/>
-      </w:pPr>
-      <w:r>
-        <w:rPr/>
-        <w:t xml:space="preserve">└── package.json</w:t>
+        <w:t xml:space="preserve">├── </w:t>
+      </w:r>
+      <w:r>
+        <w:rPr/>
+        <w:t>public/</w:t>
+      </w:r>
+    </w:p>
+    <w:p>
+      <w:pPr>
+        <w:pStyle w:val="BodyText"/>
+        <w:bidi w:val="0"/>
+        <w:jc w:val="start"/>
+        <w:rPr/>
+      </w:pPr>
+      <w:r>
+        <w:rPr/>
+        <w:t xml:space="preserve">│   ├── </w:t>
+      </w:r>
+      <w:r>
+        <w:rPr/>
+        <w:t>sw.js</w:t>
+      </w:r>
+    </w:p>
+    <w:p>
+      <w:pPr>
+        <w:pStyle w:val="BodyText"/>
+        <w:bidi w:val="0"/>
+        <w:jc w:val="start"/>
+        <w:rPr/>
+      </w:pPr>
+      <w:r>
+        <w:rPr/>
+        <w:t xml:space="preserve">│   ├── </w:t>
+      </w:r>
+      <w:r>
+        <w:rPr/>
+        <w:t>icon-192.png</w:t>
+      </w:r>
+    </w:p>
+    <w:p>
+      <w:pPr>
+        <w:pStyle w:val="BodyText"/>
+        <w:bidi w:val="0"/>
+        <w:jc w:val="start"/>
+        <w:rPr/>
+      </w:pPr>
+      <w:r>
+        <w:rPr/>
+        <w:t xml:space="preserve">│   └── </w:t>
+      </w:r>
+      <w:r>
+        <w:rPr/>
+        <w:t>icon-512.png</w:t>
+      </w:r>
+    </w:p>
+    <w:p>
+      <w:pPr>
+        <w:pStyle w:val="BodyText"/>
+        <w:bidi w:val="0"/>
+        <w:jc w:val="start"/>
+        <w:rPr/>
+      </w:pPr>
+      <w:r>
+        <w:rPr/>
+        <w:t xml:space="preserve">├── </w:t>
+      </w:r>
+      <w:r>
+        <w:rPr/>
+        <w:t>src/</w:t>
+      </w:r>
+    </w:p>
+    <w:p>
+      <w:pPr>
+        <w:pStyle w:val="BodyText"/>
+        <w:bidi w:val="0"/>
+        <w:jc w:val="start"/>
+        <w:rPr/>
+      </w:pPr>
+      <w:r>
+        <w:rPr/>
+        <w:t xml:space="preserve">│   ├── </w:t>
+      </w:r>
+      <w:r>
+        <w:rPr/>
+        <w:t>utils/</w:t>
+      </w:r>
+    </w:p>
+    <w:p>
+      <w:pPr>
+        <w:pStyle w:val="BodyText"/>
+        <w:bidi w:val="0"/>
+        <w:jc w:val="start"/>
+        <w:rPr/>
+      </w:pPr>
+      <w:r>
+        <w:rPr/>
+        <w:t xml:space="preserve">│   │   ├── </w:t>
+      </w:r>
+      <w:r>
+        <w:rPr/>
+        <w:t>storage.js</w:t>
+      </w:r>
+    </w:p>
+    <w:p>
+      <w:pPr>
+        <w:pStyle w:val="BodyText"/>
+        <w:bidi w:val="0"/>
+        <w:jc w:val="start"/>
+        <w:rPr/>
+      </w:pPr>
+      <w:r>
+        <w:rPr/>
+        <w:t xml:space="preserve">│   │   ├── </w:t>
+      </w:r>
+      <w:r>
+        <w:rPr/>
+        <w:t>dateUtils.js</w:t>
+      </w:r>
+    </w:p>
+    <w:p>
+      <w:pPr>
+        <w:pStyle w:val="BodyText"/>
+        <w:bidi w:val="0"/>
+        <w:jc w:val="start"/>
+        <w:rPr/>
+      </w:pPr>
+      <w:r>
+        <w:rPr/>
+        <w:t xml:space="preserve">│   │   ├── </w:t>
+      </w:r>
+      <w:r>
+        <w:rPr/>
+        <w:t>habitUtils.js</w:t>
+      </w:r>
+    </w:p>
+    <w:p>
+      <w:pPr>
+        <w:pStyle w:val="BodyText"/>
+        <w:bidi w:val="0"/>
+        <w:jc w:val="start"/>
+        <w:rPr/>
+      </w:pPr>
+      <w:r>
+        <w:rPr/>
+        <w:t xml:space="preserve">│   │   ├── </w:t>
+      </w:r>
+      <w:r>
+        <w:rPr/>
+        <w:t>ruleEngine.js</w:t>
+      </w:r>
+    </w:p>
+    <w:p>
+      <w:pPr>
+        <w:pStyle w:val="BodyText"/>
+        <w:bidi w:val="0"/>
+        <w:jc w:val="start"/>
+        <w:rPr/>
+      </w:pPr>
+      <w:r>
+        <w:rPr/>
+        <w:t xml:space="preserve">│   │   ├── </w:t>
+      </w:r>
+      <w:r>
+        <w:rPr/>
+        <w:t>taskGenerator.js</w:t>
+      </w:r>
+    </w:p>
+    <w:p>
+      <w:pPr>
+        <w:pStyle w:val="BodyText"/>
+        <w:bidi w:val="0"/>
+        <w:jc w:val="start"/>
+        <w:rPr/>
+      </w:pPr>
+      <w:r>
+        <w:rPr/>
+        <w:t xml:space="preserve">│   │   ├── </w:t>
+      </w:r>
+      <w:r>
+        <w:rPr/>
+        <w:t>calendarStates.js</w:t>
+      </w:r>
+    </w:p>
+    <w:p>
+      <w:pPr>
+        <w:pStyle w:val="BodyText"/>
+        <w:bidi w:val="0"/>
+        <w:jc w:val="start"/>
+        <w:rPr/>
+      </w:pPr>
+      <w:r>
+        <w:rPr/>
+        <w:t xml:space="preserve">│   │   ├── </w:t>
+      </w:r>
+      <w:r>
+        <w:rPr/>
+        <w:t>exportImport.js</w:t>
+      </w:r>
+    </w:p>
+    <w:p>
+      <w:pPr>
+        <w:pStyle w:val="BodyText"/>
+        <w:bidi w:val="0"/>
+        <w:jc w:val="start"/>
+        <w:rPr/>
+      </w:pPr>
+      <w:r>
+        <w:rPr/>
+        <w:t xml:space="preserve">│   │   └── </w:t>
+      </w:r>
+      <w:r>
+        <w:rPr/>
+        <w:t>constants.js</w:t>
+      </w:r>
+    </w:p>
+    <w:p>
+      <w:pPr>
+        <w:pStyle w:val="BodyText"/>
+        <w:bidi w:val="0"/>
+        <w:jc w:val="start"/>
+        <w:rPr/>
+      </w:pPr>
+      <w:r>
+        <w:rPr/>
+        <w:t xml:space="preserve">│   │   └── </w:t>
+      </w:r>
+      <w:r>
+        <w:rPr/>
+        <w:t xml:space="preserve">supabase.js </w:t>
+      </w:r>
+    </w:p>
+    <w:p>
+      <w:pPr>
+        <w:pStyle w:val="BodyText"/>
+        <w:bidi w:val="0"/>
+        <w:jc w:val="start"/>
+        <w:rPr/>
+      </w:pPr>
+      <w:r>
+        <w:rPr/>
+        <w:t xml:space="preserve">│   ├── </w:t>
+      </w:r>
+      <w:r>
+        <w:rPr/>
+        <w:t>hooks/</w:t>
+      </w:r>
+    </w:p>
+    <w:p>
+      <w:pPr>
+        <w:pStyle w:val="BodyText"/>
+        <w:bidi w:val="0"/>
+        <w:jc w:val="start"/>
+        <w:rPr/>
+      </w:pPr>
+      <w:r>
+        <w:rPr/>
+        <w:t xml:space="preserve">│   │   ├── </w:t>
+      </w:r>
+      <w:r>
+        <w:rPr/>
+        <w:t>useConfetti.js</w:t>
+      </w:r>
+    </w:p>
+    <w:p>
+      <w:pPr>
+        <w:pStyle w:val="BodyText"/>
+        <w:bidi w:val="0"/>
+        <w:jc w:val="start"/>
+        <w:rPr/>
+      </w:pPr>
+      <w:r>
+        <w:rPr/>
+        <w:t xml:space="preserve">│   │   └── </w:t>
+      </w:r>
+      <w:r>
+        <w:rPr/>
+        <w:t>useNotifications.js</w:t>
+      </w:r>
+    </w:p>
+    <w:p>
+      <w:pPr>
+        <w:pStyle w:val="BodyText"/>
+        <w:bidi w:val="0"/>
+        <w:jc w:val="start"/>
+        <w:rPr/>
+      </w:pPr>
+      <w:r>
+        <w:rPr/>
+        <w:t xml:space="preserve">│   ├── </w:t>
+      </w:r>
+      <w:r>
+        <w:rPr/>
+        <w:t>components/</w:t>
+      </w:r>
+    </w:p>
+    <w:p>
+      <w:pPr>
+        <w:pStyle w:val="BodyText"/>
+        <w:bidi w:val="0"/>
+        <w:jc w:val="start"/>
+        <w:rPr/>
+      </w:pPr>
+      <w:r>
+        <w:rPr/>
+        <w:t xml:space="preserve">│   │   ├── </w:t>
+      </w:r>
+      <w:r>
+        <w:rPr/>
+        <w:t>ui/</w:t>
+      </w:r>
+    </w:p>
+    <w:p>
+      <w:pPr>
+        <w:pStyle w:val="BodyText"/>
+        <w:bidi w:val="0"/>
+        <w:jc w:val="start"/>
+        <w:rPr/>
+      </w:pPr>
+      <w:r>
+        <w:rPr/>
+        <w:t xml:space="preserve">│   │   │   ├── </w:t>
+      </w:r>
+      <w:r>
+        <w:rPr/>
+        <w:t>AlertModal.jsx</w:t>
+      </w:r>
+    </w:p>
+    <w:p>
+      <w:pPr>
+        <w:pStyle w:val="BodyText"/>
+        <w:bidi w:val="0"/>
+        <w:jc w:val="start"/>
+        <w:rPr/>
+      </w:pPr>
+      <w:r>
+        <w:rPr/>
+        <w:t xml:space="preserve">│   │   │   ├── </w:t>
+      </w:r>
+      <w:r>
+        <w:rPr/>
+        <w:t>ConfirmModal.jsx</w:t>
+      </w:r>
+    </w:p>
+    <w:p>
+      <w:pPr>
+        <w:pStyle w:val="BodyText"/>
+        <w:bidi w:val="0"/>
+        <w:jc w:val="start"/>
+        <w:rPr/>
+      </w:pPr>
+      <w:r>
+        <w:rPr/>
+        <w:t xml:space="preserve">│   │   │   ├── </w:t>
+      </w:r>
+      <w:r>
+        <w:rPr/>
+        <w:t>DateInput.jsx</w:t>
+      </w:r>
+    </w:p>
+    <w:p>
+      <w:pPr>
+        <w:pStyle w:val="BodyText"/>
+        <w:bidi w:val="0"/>
+        <w:jc w:val="start"/>
+        <w:rPr/>
+      </w:pPr>
+      <w:r>
+        <w:rPr/>
+        <w:t xml:space="preserve">│   │   │   ├── </w:t>
+      </w:r>
+      <w:r>
+        <w:rPr/>
+        <w:t>DeleteModal.jsx</w:t>
+      </w:r>
+    </w:p>
+    <w:p>
+      <w:pPr>
+        <w:pStyle w:val="BodyText"/>
+        <w:bidi w:val="0"/>
+        <w:jc w:val="start"/>
+        <w:rPr/>
+      </w:pPr>
+      <w:r>
+        <w:rPr/>
+        <w:t xml:space="preserve">│   │   │   ├── </w:t>
+      </w:r>
+      <w:r>
+        <w:rPr/>
+        <w:t xml:space="preserve">HelpModal.jsx </w:t>
+      </w:r>
+    </w:p>
+    <w:p>
+      <w:pPr>
+        <w:pStyle w:val="BodyText"/>
+        <w:bidi w:val="0"/>
+        <w:jc w:val="start"/>
+        <w:rPr/>
+      </w:pPr>
+      <w:r>
+        <w:rPr/>
+        <w:t xml:space="preserve">│   │   │   ├── </w:t>
+      </w:r>
+      <w:r>
+        <w:rPr/>
+        <w:t>InstallPrompt.jsx</w:t>
+      </w:r>
+    </w:p>
+    <w:p>
+      <w:pPr>
+        <w:pStyle w:val="BodyText"/>
+        <w:bidi w:val="0"/>
+        <w:jc w:val="start"/>
+        <w:rPr/>
+      </w:pPr>
+      <w:r>
+        <w:rPr/>
+        <w:t xml:space="preserve">│   │   │   ├── </w:t>
+      </w:r>
+      <w:r>
+        <w:rPr/>
+        <w:t>NotificationPermissionModal.jsx</w:t>
+      </w:r>
+    </w:p>
+    <w:p>
+      <w:pPr>
+        <w:pStyle w:val="BodyText"/>
+        <w:bidi w:val="0"/>
+        <w:jc w:val="start"/>
+        <w:rPr/>
+      </w:pPr>
+      <w:r>
+        <w:rPr/>
+        <w:t xml:space="preserve">│   │   │   └── </w:t>
+      </w:r>
+      <w:r>
+        <w:rPr/>
+        <w:t>Toast.jsx</w:t>
+      </w:r>
+    </w:p>
+    <w:p>
+      <w:pPr>
+        <w:pStyle w:val="BodyText"/>
+        <w:bidi w:val="0"/>
+        <w:jc w:val="start"/>
+        <w:rPr/>
+      </w:pPr>
+      <w:r>
+        <w:rPr/>
+        <w:t xml:space="preserve">│   │   ├── </w:t>
+      </w:r>
+      <w:r>
+        <w:rPr/>
+        <w:t>habits/</w:t>
+      </w:r>
+    </w:p>
+    <w:p>
+      <w:pPr>
+        <w:pStyle w:val="BodyText"/>
+        <w:bidi w:val="0"/>
+        <w:jc w:val="start"/>
+        <w:rPr/>
+      </w:pPr>
+      <w:r>
+        <w:rPr/>
+        <w:t xml:space="preserve">│   │   │   ├── </w:t>
+      </w:r>
+      <w:r>
+        <w:rPr/>
+        <w:t>ArchiveScreen.jsx</w:t>
+      </w:r>
+    </w:p>
+    <w:p>
+      <w:pPr>
+        <w:pStyle w:val="BodyText"/>
+        <w:bidi w:val="0"/>
+        <w:jc w:val="start"/>
+        <w:rPr/>
+      </w:pPr>
+      <w:r>
+        <w:rPr/>
+        <w:t xml:space="preserve">│   │   │   ├── </w:t>
+      </w:r>
+      <w:r>
+        <w:rPr/>
+        <w:t>HabitCard.jsx</w:t>
+      </w:r>
+    </w:p>
+    <w:p>
+      <w:pPr>
+        <w:pStyle w:val="BodyText"/>
+        <w:bidi w:val="0"/>
+        <w:jc w:val="start"/>
+        <w:rPr/>
+      </w:pPr>
+      <w:r>
+        <w:rPr/>
+        <w:t xml:space="preserve">│   │   │   ├── </w:t>
+      </w:r>
+      <w:r>
+        <w:rPr/>
+        <w:t>HabitModal.jsx</w:t>
+      </w:r>
+    </w:p>
+    <w:p>
+      <w:pPr>
+        <w:pStyle w:val="BodyText"/>
+        <w:bidi w:val="0"/>
+        <w:jc w:val="start"/>
+        <w:rPr/>
+      </w:pPr>
+      <w:r>
+        <w:rPr/>
+        <w:t xml:space="preserve">│   │   │   └── </w:t>
+      </w:r>
+      <w:r>
+        <w:rPr/>
+        <w:t>HabitsScreen.jsx</w:t>
+      </w:r>
+    </w:p>
+    <w:p>
+      <w:pPr>
+        <w:pStyle w:val="BodyText"/>
+        <w:bidi w:val="0"/>
+        <w:jc w:val="start"/>
+        <w:rPr/>
+      </w:pPr>
+      <w:r>
+        <w:rPr/>
+        <w:t xml:space="preserve">│   │   ├── </w:t>
+      </w:r>
+      <w:r>
+        <w:rPr/>
+        <w:t>calendar/</w:t>
+      </w:r>
+    </w:p>
+    <w:p>
+      <w:pPr>
+        <w:pStyle w:val="BodyText"/>
+        <w:bidi w:val="0"/>
+        <w:jc w:val="start"/>
+        <w:rPr/>
+      </w:pPr>
+      <w:r>
+        <w:rPr/>
+        <w:t xml:space="preserve">│   │   │   ├── </w:t>
+      </w:r>
+      <w:r>
+        <w:rPr/>
+        <w:t>CalendarScreen.jsx</w:t>
+      </w:r>
+    </w:p>
+    <w:p>
+      <w:pPr>
+        <w:pStyle w:val="BodyText"/>
+        <w:bidi w:val="0"/>
+        <w:jc w:val="start"/>
+        <w:rPr/>
+      </w:pPr>
+      <w:r>
+        <w:rPr/>
+        <w:t xml:space="preserve">│   │   │   ├── </w:t>
+      </w:r>
+      <w:r>
+        <w:rPr/>
+        <w:t>DayModal.jsx</w:t>
+      </w:r>
+    </w:p>
+    <w:p>
+      <w:pPr>
+        <w:pStyle w:val="BodyText"/>
+        <w:bidi w:val="0"/>
+        <w:jc w:val="start"/>
+        <w:rPr/>
+      </w:pPr>
+      <w:r>
+        <w:rPr/>
+        <w:t xml:space="preserve">│   │   │   └── </w:t>
+      </w:r>
+      <w:r>
+        <w:rPr/>
+        <w:t>MakeupPicker.jsx</w:t>
+      </w:r>
+    </w:p>
+    <w:p>
+      <w:pPr>
+        <w:pStyle w:val="BodyText"/>
+        <w:bidi w:val="0"/>
+        <w:jc w:val="start"/>
+        <w:rPr/>
+      </w:pPr>
+      <w:r>
+        <w:rPr/>
+        <w:t xml:space="preserve">│   │   ├── </w:t>
+      </w:r>
+      <w:r>
+        <w:rPr/>
+        <w:t>today/</w:t>
+      </w:r>
+    </w:p>
+    <w:p>
+      <w:pPr>
+        <w:pStyle w:val="BodyText"/>
+        <w:bidi w:val="0"/>
+        <w:jc w:val="start"/>
+        <w:rPr/>
+      </w:pPr>
+      <w:r>
+        <w:rPr/>
+        <w:t xml:space="preserve">│   │   │   ├── </w:t>
+      </w:r>
+      <w:r>
+        <w:rPr/>
+        <w:t>TaskActions.jsx</w:t>
+      </w:r>
+    </w:p>
+    <w:p>
+      <w:pPr>
+        <w:pStyle w:val="BodyText"/>
+        <w:bidi w:val="0"/>
+        <w:jc w:val="start"/>
+        <w:rPr/>
+      </w:pPr>
+      <w:r>
+        <w:rPr/>
+        <w:t xml:space="preserve">│   │   │   └── </w:t>
+      </w:r>
+      <w:r>
+        <w:rPr/>
+        <w:t>TodayScreen.jsx</w:t>
+      </w:r>
+    </w:p>
+    <w:p>
+      <w:pPr>
+        <w:pStyle w:val="BodyText"/>
+        <w:bidi w:val="0"/>
+        <w:jc w:val="start"/>
+        <w:rPr/>
+      </w:pPr>
+      <w:r>
+        <w:rPr/>
+        <w:t xml:space="preserve">│   │   ├── </w:t>
+      </w:r>
+      <w:r>
+        <w:rPr/>
+        <w:t>statistics/</w:t>
+      </w:r>
+    </w:p>
+    <w:p>
+      <w:pPr>
+        <w:pStyle w:val="BodyText"/>
+        <w:bidi w:val="0"/>
+        <w:jc w:val="start"/>
+        <w:rPr/>
+      </w:pPr>
+      <w:r>
+        <w:rPr/>
+        <w:t xml:space="preserve">│   │   │   └── </w:t>
+      </w:r>
+      <w:r>
+        <w:rPr/>
+        <w:t>StatisticsScreen.jsx</w:t>
+      </w:r>
+    </w:p>
+    <w:p>
+      <w:pPr>
+        <w:pStyle w:val="BodyText"/>
+        <w:bidi w:val="0"/>
+        <w:jc w:val="start"/>
+        <w:rPr/>
+      </w:pPr>
+      <w:r>
+        <w:rPr/>
+        <w:t xml:space="preserve">│   │   └── </w:t>
+      </w:r>
+      <w:r>
+        <w:rPr/>
+        <w:t>settings/</w:t>
+      </w:r>
+    </w:p>
+    <w:p>
+      <w:pPr>
+        <w:pStyle w:val="BodyText"/>
+        <w:bidi w:val="0"/>
+        <w:jc w:val="start"/>
+        <w:rPr/>
+      </w:pPr>
+      <w:r>
+        <w:rPr/>
+        <w:t xml:space="preserve">│   │       └── </w:t>
+      </w:r>
+      <w:r>
+        <w:rPr/>
+        <w:t>SettingsModal.jsx</w:t>
+      </w:r>
+    </w:p>
+    <w:p>
+      <w:pPr>
+        <w:pStyle w:val="BodyText"/>
+        <w:bidi w:val="0"/>
+        <w:jc w:val="start"/>
+        <w:rPr/>
+      </w:pPr>
+      <w:r>
+        <w:rPr/>
+        <w:t xml:space="preserve">│   ├── </w:t>
+      </w:r>
+      <w:r>
+        <w:rPr/>
+        <w:t>App.jsx</w:t>
+      </w:r>
+    </w:p>
+    <w:p>
+      <w:pPr>
+        <w:pStyle w:val="BodyText"/>
+        <w:bidi w:val="0"/>
+        <w:jc w:val="start"/>
+        <w:rPr/>
+      </w:pPr>
+      <w:r>
+        <w:rPr/>
+        <w:t xml:space="preserve">│   ├── </w:t>
+      </w:r>
+      <w:r>
+        <w:rPr/>
+        <w:t>main.jsx</w:t>
+      </w:r>
+    </w:p>
+    <w:p>
+      <w:pPr>
+        <w:pStyle w:val="BodyText"/>
+        <w:bidi w:val="0"/>
+        <w:jc w:val="start"/>
+        <w:rPr/>
+      </w:pPr>
+      <w:r>
+        <w:rPr/>
+        <w:t xml:space="preserve">│   └── </w:t>
+      </w:r>
+      <w:r>
+        <w:rPr/>
+        <w:t>index.css</w:t>
+      </w:r>
+    </w:p>
+    <w:p>
+      <w:pPr>
+        <w:pStyle w:val="BodyText"/>
+        <w:bidi w:val="0"/>
+        <w:jc w:val="start"/>
+        <w:rPr/>
+      </w:pPr>
+      <w:r>
+        <w:rPr/>
+        <w:t xml:space="preserve">├── </w:t>
+      </w:r>
+      <w:r>
+        <w:rPr/>
+        <w:t>index.html</w:t>
+      </w:r>
+    </w:p>
+    <w:p>
+      <w:pPr>
+        <w:pStyle w:val="BodyText"/>
+        <w:bidi w:val="0"/>
+        <w:jc w:val="start"/>
+        <w:rPr/>
+      </w:pPr>
+      <w:r>
+        <w:rPr/>
+        <w:t xml:space="preserve">├── </w:t>
+      </w:r>
+      <w:r>
+        <w:rPr/>
+        <w:t>vite.config.js</w:t>
+      </w:r>
+    </w:p>
+    <w:p>
+      <w:pPr>
+        <w:pStyle w:val="BodyText"/>
+        <w:bidi w:val="0"/>
+        <w:jc w:val="start"/>
+        <w:rPr/>
+      </w:pPr>
+      <w:r>
+        <w:rPr/>
+        <w:t xml:space="preserve">└── </w:t>
+      </w:r>
+      <w:r>
+        <w:rPr/>
+        <w:t>package.json</w:t>
       </w:r>
     </w:p>
     <w:p>
@@ -1020,127 +1220,171 @@
       </w:pPr>
       <w:r>
         <w:rPr/>
-        <w:t xml:space="preserve">  id: 'habit_timestamp_random',</w:t>
-      </w:r>
-    </w:p>
-    <w:p>
-      <w:pPr>
-        <w:pStyle w:val="BodyText"/>
-        <w:bidi w:val="0"/>
-        <w:jc w:val="start"/>
-        <w:rPr/>
-      </w:pPr>
-      <w:r>
-        <w:rPr/>
-        <w:t xml:space="preserve">  name: 'Спорт',</w:t>
-      </w:r>
-    </w:p>
-    <w:p>
-      <w:pPr>
-        <w:pStyle w:val="BodyText"/>
-        <w:bidi w:val="0"/>
-        <w:jc w:val="start"/>
-        <w:rPr/>
-      </w:pPr>
-      <w:r>
-        <w:rPr/>
-        <w:t xml:space="preserve">  color: '#FF6B6B',</w:t>
-      </w:r>
-    </w:p>
-    <w:p>
-      <w:pPr>
-        <w:pStyle w:val="BodyText"/>
-        <w:bidi w:val="0"/>
-        <w:jc w:val="start"/>
-        <w:rPr/>
-      </w:pPr>
-      <w:r>
-        <w:rPr/>
-        <w:t xml:space="preserve">  isDefault: false,</w:t>
-      </w:r>
-    </w:p>
-    <w:p>
-      <w:pPr>
-        <w:pStyle w:val="BodyText"/>
-        <w:bidi w:val="0"/>
-        <w:jc w:val="start"/>
-        <w:rPr/>
-      </w:pPr>
-      <w:r>
-        <w:rPr/>
-        <w:t xml:space="preserve">  timesPerDay: 1,</w:t>
-      </w:r>
-    </w:p>
-    <w:p>
-      <w:pPr>
-        <w:pStyle w:val="BodyText"/>
-        <w:bidi w:val="0"/>
-        <w:jc w:val="start"/>
-        <w:rPr/>
-      </w:pPr>
-      <w:r>
-        <w:rPr/>
-        <w:t xml:space="preserve">  subtasksCount: 0,</w:t>
-      </w:r>
-    </w:p>
-    <w:p>
-      <w:pPr>
-        <w:pStyle w:val="BodyText"/>
-        <w:bidi w:val="0"/>
-        <w:jc w:val="start"/>
-        <w:rPr/>
-      </w:pPr>
-      <w:r>
-        <w:rPr/>
-        <w:t xml:space="preserve">  subtaskNames: [],</w:t>
-      </w:r>
-    </w:p>
-    <w:p>
-      <w:pPr>
-        <w:pStyle w:val="BodyText"/>
-        <w:bidi w:val="0"/>
-        <w:jc w:val="start"/>
-        <w:rPr/>
-      </w:pPr>
-      <w:r>
-        <w:rPr/>
-        <w:t xml:space="preserve">  reminderTime: '08:00' | null,</w:t>
-      </w:r>
-    </w:p>
-    <w:p>
-      <w:pPr>
-        <w:pStyle w:val="BodyText"/>
-        <w:bidi w:val="0"/>
-        <w:jc w:val="start"/>
-        <w:rPr/>
-      </w:pPr>
-      <w:r>
-        <w:rPr/>
-        <w:t xml:space="preserve">  description: 'текст' | null,</w:t>
-      </w:r>
-    </w:p>
-    <w:p>
-      <w:pPr>
-        <w:pStyle w:val="BodyText"/>
-        <w:bidi w:val="0"/>
-        <w:jc w:val="start"/>
-        <w:rPr/>
-      </w:pPr>
-      <w:r>
-        <w:rPr/>
-        <w:t xml:space="preserve">  order: 0,</w:t>
-      </w:r>
-    </w:p>
-    <w:p>
-      <w:pPr>
-        <w:pStyle w:val="BodyText"/>
-        <w:bidi w:val="0"/>
-        <w:jc w:val="start"/>
-        <w:rPr/>
-      </w:pPr>
-      <w:r>
-        <w:rPr/>
-        <w:t xml:space="preserve">  createdAt: timestamp,</w:t>
+        <w:t xml:space="preserve">  </w:t>
+      </w:r>
+      <w:r>
+        <w:rPr/>
+        <w:t>id: 'habit_timestamp_random',</w:t>
+      </w:r>
+    </w:p>
+    <w:p>
+      <w:pPr>
+        <w:pStyle w:val="BodyText"/>
+        <w:bidi w:val="0"/>
+        <w:jc w:val="start"/>
+        <w:rPr/>
+      </w:pPr>
+      <w:r>
+        <w:rPr/>
+        <w:t xml:space="preserve">  </w:t>
+      </w:r>
+      <w:r>
+        <w:rPr/>
+        <w:t>name: 'Спорт',</w:t>
+      </w:r>
+    </w:p>
+    <w:p>
+      <w:pPr>
+        <w:pStyle w:val="BodyText"/>
+        <w:bidi w:val="0"/>
+        <w:jc w:val="start"/>
+        <w:rPr/>
+      </w:pPr>
+      <w:r>
+        <w:rPr/>
+        <w:t xml:space="preserve">  </w:t>
+      </w:r>
+      <w:r>
+        <w:rPr/>
+        <w:t>color: '#FF6B6B',</w:t>
+      </w:r>
+    </w:p>
+    <w:p>
+      <w:pPr>
+        <w:pStyle w:val="BodyText"/>
+        <w:bidi w:val="0"/>
+        <w:jc w:val="start"/>
+        <w:rPr/>
+      </w:pPr>
+      <w:r>
+        <w:rPr/>
+        <w:t xml:space="preserve">  </w:t>
+      </w:r>
+      <w:r>
+        <w:rPr/>
+        <w:t>isDefault: false,</w:t>
+      </w:r>
+    </w:p>
+    <w:p>
+      <w:pPr>
+        <w:pStyle w:val="BodyText"/>
+        <w:bidi w:val="0"/>
+        <w:jc w:val="start"/>
+        <w:rPr/>
+      </w:pPr>
+      <w:r>
+        <w:rPr/>
+        <w:t xml:space="preserve">  </w:t>
+      </w:r>
+      <w:r>
+        <w:rPr/>
+        <w:t>timesPerDay: 1,</w:t>
+      </w:r>
+    </w:p>
+    <w:p>
+      <w:pPr>
+        <w:pStyle w:val="BodyText"/>
+        <w:bidi w:val="0"/>
+        <w:jc w:val="start"/>
+        <w:rPr/>
+      </w:pPr>
+      <w:r>
+        <w:rPr/>
+        <w:t xml:space="preserve">  </w:t>
+      </w:r>
+      <w:r>
+        <w:rPr/>
+        <w:t>subtasksCount: 0,</w:t>
+      </w:r>
+    </w:p>
+    <w:p>
+      <w:pPr>
+        <w:pStyle w:val="BodyText"/>
+        <w:bidi w:val="0"/>
+        <w:jc w:val="start"/>
+        <w:rPr/>
+      </w:pPr>
+      <w:r>
+        <w:rPr/>
+        <w:t xml:space="preserve">  </w:t>
+      </w:r>
+      <w:r>
+        <w:rPr/>
+        <w:t>subtaskNames: [],</w:t>
+      </w:r>
+    </w:p>
+    <w:p>
+      <w:pPr>
+        <w:pStyle w:val="BodyText"/>
+        <w:bidi w:val="0"/>
+        <w:jc w:val="start"/>
+        <w:rPr/>
+      </w:pPr>
+      <w:r>
+        <w:rPr/>
+        <w:t xml:space="preserve">  </w:t>
+      </w:r>
+      <w:r>
+        <w:rPr/>
+        <w:t>reminderTime: '08:00' | null,</w:t>
+      </w:r>
+    </w:p>
+    <w:p>
+      <w:pPr>
+        <w:pStyle w:val="BodyText"/>
+        <w:bidi w:val="0"/>
+        <w:jc w:val="start"/>
+        <w:rPr/>
+      </w:pPr>
+      <w:r>
+        <w:rPr/>
+        <w:t xml:space="preserve">  </w:t>
+      </w:r>
+      <w:r>
+        <w:rPr/>
+        <w:t>description: 'текст' | null,</w:t>
+      </w:r>
+    </w:p>
+    <w:p>
+      <w:pPr>
+        <w:pStyle w:val="BodyText"/>
+        <w:bidi w:val="0"/>
+        <w:jc w:val="start"/>
+        <w:rPr/>
+      </w:pPr>
+      <w:r>
+        <w:rPr/>
+        <w:t xml:space="preserve">  </w:t>
+      </w:r>
+      <w:r>
+        <w:rPr/>
+        <w:t>order: 0,</w:t>
+      </w:r>
+    </w:p>
+    <w:p>
+      <w:pPr>
+        <w:pStyle w:val="BodyText"/>
+        <w:bidi w:val="0"/>
+        <w:jc w:val="start"/>
+        <w:rPr/>
+      </w:pPr>
+      <w:r>
+        <w:rPr/>
+        <w:t xml:space="preserve">  </w:t>
+      </w:r>
+      <w:r>
+        <w:rPr/>
+        <w:t>createdAt: timestamp,</w:t>
       </w:r>
     </w:p>
     <w:p>
@@ -1222,151 +1466,203 @@
       </w:pPr>
       <w:r>
         <w:rPr/>
-        <w:t xml:space="preserve">  id: 'task_timestamp_random',</w:t>
-      </w:r>
-    </w:p>
-    <w:p>
-      <w:pPr>
-        <w:pStyle w:val="BodyText"/>
-        <w:bidi w:val="0"/>
-        <w:jc w:val="start"/>
-        <w:rPr/>
-      </w:pPr>
-      <w:r>
-        <w:rPr/>
-        <w:t xml:space="preserve">  habitId: 'habit_...',</w:t>
-      </w:r>
-    </w:p>
-    <w:p>
-      <w:pPr>
-        <w:pStyle w:val="BodyText"/>
-        <w:bidi w:val="0"/>
-        <w:jc w:val="start"/>
-        <w:rPr/>
-      </w:pPr>
-      <w:r>
-        <w:rPr/>
-        <w:t xml:space="preserve">  date: 'YYYY-MM-DD',</w:t>
-      </w:r>
-    </w:p>
-    <w:p>
-      <w:pPr>
-        <w:pStyle w:val="BodyText"/>
-        <w:bidi w:val="0"/>
-        <w:jc w:val="start"/>
-        <w:rPr/>
-      </w:pPr>
-      <w:r>
-        <w:rPr/>
-        <w:t xml:space="preserve">  status: 'pending' | 'completed' | 'missed' | 'partial' | 'makeup',</w:t>
-      </w:r>
-    </w:p>
-    <w:p>
-      <w:pPr>
-        <w:pStyle w:val="BodyText"/>
-        <w:bidi w:val="0"/>
-        <w:jc w:val="start"/>
-        <w:rPr/>
-      </w:pPr>
-      <w:r>
-        <w:rPr/>
-        <w:t xml:space="preserve">  completions: [{ index: 1, completed: false, timestamp: null }],</w:t>
-      </w:r>
-    </w:p>
-    <w:p>
-      <w:pPr>
-        <w:pStyle w:val="BodyText"/>
-        <w:bidi w:val="0"/>
-        <w:jc w:val="start"/>
-        <w:rPr/>
-      </w:pPr>
-      <w:r>
-        <w:rPr/>
-        <w:t xml:space="preserve">  subtasks: [{ index: 1, name: 'Подзадача 1', completed: false, timestamp: null }],</w:t>
-      </w:r>
-    </w:p>
-    <w:p>
-      <w:pPr>
-        <w:pStyle w:val="BodyText"/>
-        <w:bidi w:val="0"/>
-        <w:jc w:val="start"/>
-        <w:rPr/>
-      </w:pPr>
-      <w:r>
-        <w:rPr/>
-        <w:t xml:space="preserve">  makeupForDate: 'YYYY-MM-DD' | null,</w:t>
-      </w:r>
-    </w:p>
-    <w:p>
-      <w:pPr>
-        <w:pStyle w:val="BodyText"/>
-        <w:bidi w:val="0"/>
-        <w:jc w:val="start"/>
-        <w:rPr/>
-      </w:pPr>
-      <w:r>
-        <w:rPr/>
-        <w:t xml:space="preserve">  makeupFromDate: 'YYYY-MM-DD' | null,</w:t>
-      </w:r>
-    </w:p>
-    <w:p>
-      <w:pPr>
-        <w:pStyle w:val="BodyText"/>
-        <w:bidi w:val="0"/>
-        <w:jc w:val="start"/>
-        <w:rPr/>
-      </w:pPr>
-      <w:r>
-        <w:rPr/>
-        <w:t xml:space="preserve">  createdBy: 'rule' | 'manual',</w:t>
-      </w:r>
-    </w:p>
-    <w:p>
-      <w:pPr>
-        <w:pStyle w:val="BodyText"/>
-        <w:bidi w:val="0"/>
-        <w:jc w:val="start"/>
-        <w:rPr/>
-      </w:pPr>
-      <w:r>
-        <w:rPr/>
-        <w:t xml:space="preserve">  ruleId: 'rule_...' | null,</w:t>
-      </w:r>
-    </w:p>
-    <w:p>
-      <w:pPr>
-        <w:pStyle w:val="BodyText"/>
-        <w:bidi w:val="0"/>
-        <w:jc w:val="start"/>
-        <w:rPr/>
-      </w:pPr>
-      <w:r>
-        <w:rPr/>
-        <w:t xml:space="preserve">  completedAt: ISO string | null,</w:t>
-      </w:r>
-    </w:p>
-    <w:p>
-      <w:pPr>
-        <w:pStyle w:val="BodyText"/>
-        <w:bidi w:val="0"/>
-        <w:jc w:val="start"/>
-        <w:rPr/>
-      </w:pPr>
-      <w:r>
-        <w:rPr/>
-        <w:t xml:space="preserve">  manuallyReset: true | undefined,  // присъства само при ръчно нулиране</w:t>
-      </w:r>
-    </w:p>
-    <w:p>
-      <w:pPr>
-        <w:pStyle w:val="BodyText"/>
-        <w:bidi w:val="0"/>
-        <w:jc w:val="start"/>
-        <w:rPr/>
-      </w:pPr>
-      <w:r>
-        <w:rPr/>
-        <w:t xml:space="preserve">  note: string | undefined,         // бележка за конкретния ден</w:t>
+        <w:t xml:space="preserve">  </w:t>
+      </w:r>
+      <w:r>
+        <w:rPr/>
+        <w:t>id: 'task_timestamp_random',</w:t>
+      </w:r>
+    </w:p>
+    <w:p>
+      <w:pPr>
+        <w:pStyle w:val="BodyText"/>
+        <w:bidi w:val="0"/>
+        <w:jc w:val="start"/>
+        <w:rPr/>
+      </w:pPr>
+      <w:r>
+        <w:rPr/>
+        <w:t xml:space="preserve">  </w:t>
+      </w:r>
+      <w:r>
+        <w:rPr/>
+        <w:t>habitId: 'habit_...',</w:t>
+      </w:r>
+    </w:p>
+    <w:p>
+      <w:pPr>
+        <w:pStyle w:val="BodyText"/>
+        <w:bidi w:val="0"/>
+        <w:jc w:val="start"/>
+        <w:rPr/>
+      </w:pPr>
+      <w:r>
+        <w:rPr/>
+        <w:t xml:space="preserve">  </w:t>
+      </w:r>
+      <w:r>
+        <w:rPr/>
+        <w:t>date: 'YYYY-MM-DD',</w:t>
+      </w:r>
+    </w:p>
+    <w:p>
+      <w:pPr>
+        <w:pStyle w:val="BodyText"/>
+        <w:bidi w:val="0"/>
+        <w:jc w:val="start"/>
+        <w:rPr/>
+      </w:pPr>
+      <w:r>
+        <w:rPr/>
+        <w:t xml:space="preserve">  </w:t>
+      </w:r>
+      <w:r>
+        <w:rPr/>
+        <w:t>status: 'pending' | 'completed' | 'missed' | 'partial' | 'makeup',</w:t>
+      </w:r>
+    </w:p>
+    <w:p>
+      <w:pPr>
+        <w:pStyle w:val="BodyText"/>
+        <w:bidi w:val="0"/>
+        <w:jc w:val="start"/>
+        <w:rPr/>
+      </w:pPr>
+      <w:r>
+        <w:rPr/>
+        <w:t xml:space="preserve">  </w:t>
+      </w:r>
+      <w:r>
+        <w:rPr/>
+        <w:t>completions: [{ index: 1, completed: false, timestamp: null }],</w:t>
+      </w:r>
+    </w:p>
+    <w:p>
+      <w:pPr>
+        <w:pStyle w:val="BodyText"/>
+        <w:bidi w:val="0"/>
+        <w:jc w:val="start"/>
+        <w:rPr/>
+      </w:pPr>
+      <w:r>
+        <w:rPr/>
+        <w:t xml:space="preserve">  </w:t>
+      </w:r>
+      <w:r>
+        <w:rPr/>
+        <w:t>subtasks: [{ index: 1, name: 'Подзадача 1', completed: false, timestamp: null }],</w:t>
+      </w:r>
+    </w:p>
+    <w:p>
+      <w:pPr>
+        <w:pStyle w:val="BodyText"/>
+        <w:bidi w:val="0"/>
+        <w:jc w:val="start"/>
+        <w:rPr/>
+      </w:pPr>
+      <w:r>
+        <w:rPr/>
+        <w:t xml:space="preserve">  </w:t>
+      </w:r>
+      <w:r>
+        <w:rPr/>
+        <w:t>makeupForDate: 'YYYY-MM-DD' | null,</w:t>
+      </w:r>
+    </w:p>
+    <w:p>
+      <w:pPr>
+        <w:pStyle w:val="BodyText"/>
+        <w:bidi w:val="0"/>
+        <w:jc w:val="start"/>
+        <w:rPr/>
+      </w:pPr>
+      <w:r>
+        <w:rPr/>
+        <w:t xml:space="preserve">  </w:t>
+      </w:r>
+      <w:r>
+        <w:rPr/>
+        <w:t>makeupFromDate: 'YYYY-MM-DD' | null,</w:t>
+      </w:r>
+    </w:p>
+    <w:p>
+      <w:pPr>
+        <w:pStyle w:val="BodyText"/>
+        <w:bidi w:val="0"/>
+        <w:jc w:val="start"/>
+        <w:rPr/>
+      </w:pPr>
+      <w:r>
+        <w:rPr/>
+        <w:t xml:space="preserve">  </w:t>
+      </w:r>
+      <w:r>
+        <w:rPr/>
+        <w:t>createdBy: 'rule' | 'manual',</w:t>
+      </w:r>
+    </w:p>
+    <w:p>
+      <w:pPr>
+        <w:pStyle w:val="BodyText"/>
+        <w:bidi w:val="0"/>
+        <w:jc w:val="start"/>
+        <w:rPr/>
+      </w:pPr>
+      <w:r>
+        <w:rPr/>
+        <w:t xml:space="preserve">  </w:t>
+      </w:r>
+      <w:r>
+        <w:rPr/>
+        <w:t>ruleId: 'rule_...' | null,</w:t>
+      </w:r>
+    </w:p>
+    <w:p>
+      <w:pPr>
+        <w:pStyle w:val="BodyText"/>
+        <w:bidi w:val="0"/>
+        <w:jc w:val="start"/>
+        <w:rPr/>
+      </w:pPr>
+      <w:r>
+        <w:rPr/>
+        <w:t xml:space="preserve">  </w:t>
+      </w:r>
+      <w:r>
+        <w:rPr/>
+        <w:t>completedAt: ISO string | null,</w:t>
+      </w:r>
+    </w:p>
+    <w:p>
+      <w:pPr>
+        <w:pStyle w:val="BodyText"/>
+        <w:bidi w:val="0"/>
+        <w:jc w:val="start"/>
+        <w:rPr/>
+      </w:pPr>
+      <w:r>
+        <w:rPr/>
+        <w:t xml:space="preserve">  </w:t>
+      </w:r>
+      <w:r>
+        <w:rPr/>
+        <w:t>manuallyReset: true | undefined,  // присъства само при ръчно нулиране</w:t>
+      </w:r>
+    </w:p>
+    <w:p>
+      <w:pPr>
+        <w:pStyle w:val="BodyText"/>
+        <w:bidi w:val="0"/>
+        <w:jc w:val="start"/>
+        <w:rPr/>
+      </w:pPr>
+      <w:r>
+        <w:rPr/>
+        <w:t xml:space="preserve">  </w:t>
+      </w:r>
+      <w:r>
+        <w:rPr/>
+        <w:t>note: string | undefined,         // бележка за конкретния ден</w:t>
       </w:r>
     </w:p>
     <w:p>
@@ -1448,127 +1744,171 @@
       </w:pPr>
       <w:r>
         <w:rPr/>
-        <w:t xml:space="preserve">  id: 'rule_timestamp_random',</w:t>
-      </w:r>
-    </w:p>
-    <w:p>
-      <w:pPr>
-        <w:pStyle w:val="BodyText"/>
-        <w:bidi w:val="0"/>
-        <w:jc w:val="start"/>
-        <w:rPr/>
-      </w:pPr>
-      <w:r>
-        <w:rPr/>
-        <w:t xml:space="preserve">  habitId: 'habit_...',</w:t>
-      </w:r>
-    </w:p>
-    <w:p>
-      <w:pPr>
-        <w:pStyle w:val="BodyText"/>
-        <w:bidi w:val="0"/>
-        <w:jc w:val="start"/>
-        <w:rPr/>
-      </w:pPr>
-      <w:r>
-        <w:rPr/>
-        <w:t xml:space="preserve">  type: 'simple' | 'complex',</w:t>
-      </w:r>
-    </w:p>
-    <w:p>
-      <w:pPr>
-        <w:pStyle w:val="BodyText"/>
-        <w:bidi w:val="0"/>
-        <w:jc w:val="start"/>
-        <w:rPr/>
-      </w:pPr>
-      <w:r>
-        <w:rPr/>
-        <w:t xml:space="preserve">  simplePattern: 'today' | 'daily' | 'every_other_day' | 'custom_interval' | 'monthly' | 'yearly' | null,</w:t>
-      </w:r>
-    </w:p>
-    <w:p>
-      <w:pPr>
-        <w:pStyle w:val="BodyText"/>
-        <w:bidi w:val="0"/>
-        <w:jc w:val="start"/>
-        <w:rPr/>
-      </w:pPr>
-      <w:r>
-        <w:rPr/>
-        <w:t xml:space="preserve">  customInterval: number | null,</w:t>
-      </w:r>
-    </w:p>
-    <w:p>
-      <w:pPr>
-        <w:pStyle w:val="BodyText"/>
-        <w:bidi w:val="0"/>
-        <w:jc w:val="start"/>
-        <w:rPr/>
-      </w:pPr>
-      <w:r>
-        <w:rPr/>
-        <w:t xml:space="preserve">  monthlyDay: number | null,</w:t>
-      </w:r>
-    </w:p>
-    <w:p>
-      <w:pPr>
-        <w:pStyle w:val="BodyText"/>
-        <w:bidi w:val="0"/>
-        <w:jc w:val="start"/>
-        <w:rPr/>
-      </w:pPr>
-      <w:r>
-        <w:rPr/>
-        <w:t xml:space="preserve">  yearlyMonth: number | null,</w:t>
-      </w:r>
-    </w:p>
-    <w:p>
-      <w:pPr>
-        <w:pStyle w:val="BodyText"/>
-        <w:bidi w:val="0"/>
-        <w:jc w:val="start"/>
-        <w:rPr/>
-      </w:pPr>
-      <w:r>
-        <w:rPr/>
-        <w:t xml:space="preserve">  yearlyDay: number | null,</w:t>
-      </w:r>
-    </w:p>
-    <w:p>
-      <w:pPr>
-        <w:pStyle w:val="BodyText"/>
-        <w:bidi w:val="0"/>
-        <w:jc w:val="start"/>
-        <w:rPr/>
-      </w:pPr>
-      <w:r>
-        <w:rPr/>
-        <w:t xml:space="preserve">  complexDays: [0,1,2,3,4,5,6],  // 0=Пон, 6=Нед</w:t>
-      </w:r>
-    </w:p>
-    <w:p>
-      <w:pPr>
-        <w:pStyle w:val="BodyText"/>
-        <w:bidi w:val="0"/>
-        <w:jc w:val="start"/>
-        <w:rPr/>
-      </w:pPr>
-      <w:r>
-        <w:rPr/>
-        <w:t xml:space="preserve">  startDate: 'YYYY-MM-DD',</w:t>
-      </w:r>
-    </w:p>
-    <w:p>
-      <w:pPr>
-        <w:pStyle w:val="BodyText"/>
-        <w:bidi w:val="0"/>
-        <w:jc w:val="start"/>
-        <w:rPr/>
-      </w:pPr>
-      <w:r>
-        <w:rPr/>
-        <w:t xml:space="preserve">  isActive: true,</w:t>
+        <w:t xml:space="preserve">  </w:t>
+      </w:r>
+      <w:r>
+        <w:rPr/>
+        <w:t>id: 'rule_timestamp_random',</w:t>
+      </w:r>
+    </w:p>
+    <w:p>
+      <w:pPr>
+        <w:pStyle w:val="BodyText"/>
+        <w:bidi w:val="0"/>
+        <w:jc w:val="start"/>
+        <w:rPr/>
+      </w:pPr>
+      <w:r>
+        <w:rPr/>
+        <w:t xml:space="preserve">  </w:t>
+      </w:r>
+      <w:r>
+        <w:rPr/>
+        <w:t>habitId: 'habit_...',</w:t>
+      </w:r>
+    </w:p>
+    <w:p>
+      <w:pPr>
+        <w:pStyle w:val="BodyText"/>
+        <w:bidi w:val="0"/>
+        <w:jc w:val="start"/>
+        <w:rPr/>
+      </w:pPr>
+      <w:r>
+        <w:rPr/>
+        <w:t xml:space="preserve">  </w:t>
+      </w:r>
+      <w:r>
+        <w:rPr/>
+        <w:t>type: 'simple' | 'complex',</w:t>
+      </w:r>
+    </w:p>
+    <w:p>
+      <w:pPr>
+        <w:pStyle w:val="BodyText"/>
+        <w:bidi w:val="0"/>
+        <w:jc w:val="start"/>
+        <w:rPr/>
+      </w:pPr>
+      <w:r>
+        <w:rPr/>
+        <w:t xml:space="preserve">  </w:t>
+      </w:r>
+      <w:r>
+        <w:rPr/>
+        <w:t>simplePattern: 'today' | 'daily' | 'every_other_day' | 'custom_interval' | 'monthly' | 'yearly' | null,</w:t>
+      </w:r>
+    </w:p>
+    <w:p>
+      <w:pPr>
+        <w:pStyle w:val="BodyText"/>
+        <w:bidi w:val="0"/>
+        <w:jc w:val="start"/>
+        <w:rPr/>
+      </w:pPr>
+      <w:r>
+        <w:rPr/>
+        <w:t xml:space="preserve">  </w:t>
+      </w:r>
+      <w:r>
+        <w:rPr/>
+        <w:t>customInterval: number | null,</w:t>
+      </w:r>
+    </w:p>
+    <w:p>
+      <w:pPr>
+        <w:pStyle w:val="BodyText"/>
+        <w:bidi w:val="0"/>
+        <w:jc w:val="start"/>
+        <w:rPr/>
+      </w:pPr>
+      <w:r>
+        <w:rPr/>
+        <w:t xml:space="preserve">  </w:t>
+      </w:r>
+      <w:r>
+        <w:rPr/>
+        <w:t>monthlyDay: number | null,</w:t>
+      </w:r>
+    </w:p>
+    <w:p>
+      <w:pPr>
+        <w:pStyle w:val="BodyText"/>
+        <w:bidi w:val="0"/>
+        <w:jc w:val="start"/>
+        <w:rPr/>
+      </w:pPr>
+      <w:r>
+        <w:rPr/>
+        <w:t xml:space="preserve">  </w:t>
+      </w:r>
+      <w:r>
+        <w:rPr/>
+        <w:t>yearlyMonth: number | null,</w:t>
+      </w:r>
+    </w:p>
+    <w:p>
+      <w:pPr>
+        <w:pStyle w:val="BodyText"/>
+        <w:bidi w:val="0"/>
+        <w:jc w:val="start"/>
+        <w:rPr/>
+      </w:pPr>
+      <w:r>
+        <w:rPr/>
+        <w:t xml:space="preserve">  </w:t>
+      </w:r>
+      <w:r>
+        <w:rPr/>
+        <w:t>yearlyDay: number | null,</w:t>
+      </w:r>
+    </w:p>
+    <w:p>
+      <w:pPr>
+        <w:pStyle w:val="BodyText"/>
+        <w:bidi w:val="0"/>
+        <w:jc w:val="start"/>
+        <w:rPr/>
+      </w:pPr>
+      <w:r>
+        <w:rPr/>
+        <w:t xml:space="preserve">  </w:t>
+      </w:r>
+      <w:r>
+        <w:rPr/>
+        <w:t>complexDays: [0,1,2,3,4,5,6],  // 0=Пон, 6=Нед</w:t>
+      </w:r>
+    </w:p>
+    <w:p>
+      <w:pPr>
+        <w:pStyle w:val="BodyText"/>
+        <w:bidi w:val="0"/>
+        <w:jc w:val="start"/>
+        <w:rPr/>
+      </w:pPr>
+      <w:r>
+        <w:rPr/>
+        <w:t xml:space="preserve">  </w:t>
+      </w:r>
+      <w:r>
+        <w:rPr/>
+        <w:t>startDate: 'YYYY-MM-DD',</w:t>
+      </w:r>
+    </w:p>
+    <w:p>
+      <w:pPr>
+        <w:pStyle w:val="BodyText"/>
+        <w:bidi w:val="0"/>
+        <w:jc w:val="start"/>
+        <w:rPr/>
+      </w:pPr>
+      <w:r>
+        <w:rPr/>
+        <w:t xml:space="preserve">  </w:t>
+      </w:r>
+      <w:r>
+        <w:rPr/>
+        <w:t>isActive: true,</w:t>
       </w:r>
     </w:p>
     <w:p>
@@ -1650,43 +1990,59 @@
       </w:pPr>
       <w:r>
         <w:rPr/>
-        <w:t xml:space="preserve">  habit: { ...habitData },</w:t>
-      </w:r>
-    </w:p>
-    <w:p>
-      <w:pPr>
-        <w:pStyle w:val="BodyText"/>
-        <w:bidi w:val="0"/>
-        <w:jc w:val="start"/>
-        <w:rPr/>
-      </w:pPr>
-      <w:r>
-        <w:rPr/>
-        <w:t xml:space="preserve">  rule: { ...ruleData } | null,</w:t>
-      </w:r>
-    </w:p>
-    <w:p>
-      <w:pPr>
-        <w:pStyle w:val="BodyText"/>
-        <w:bidi w:val="0"/>
-        <w:jc w:val="start"/>
-        <w:rPr/>
-      </w:pPr>
-      <w:r>
-        <w:rPr/>
-        <w:t xml:space="preserve">  tasks: [...tasksData],</w:t>
-      </w:r>
-    </w:p>
-    <w:p>
-      <w:pPr>
-        <w:pStyle w:val="BodyText"/>
-        <w:bidi w:val="0"/>
-        <w:jc w:val="start"/>
-        <w:rPr/>
-      </w:pPr>
-      <w:r>
-        <w:rPr/>
-        <w:t xml:space="preserve">  archivedAt: timestamp,</w:t>
+        <w:t xml:space="preserve">  </w:t>
+      </w:r>
+      <w:r>
+        <w:rPr/>
+        <w:t>habit: { ...habitData },</w:t>
+      </w:r>
+    </w:p>
+    <w:p>
+      <w:pPr>
+        <w:pStyle w:val="BodyText"/>
+        <w:bidi w:val="0"/>
+        <w:jc w:val="start"/>
+        <w:rPr/>
+      </w:pPr>
+      <w:r>
+        <w:rPr/>
+        <w:t xml:space="preserve">  </w:t>
+      </w:r>
+      <w:r>
+        <w:rPr/>
+        <w:t>rule: { ...ruleData } | null,</w:t>
+      </w:r>
+    </w:p>
+    <w:p>
+      <w:pPr>
+        <w:pStyle w:val="BodyText"/>
+        <w:bidi w:val="0"/>
+        <w:jc w:val="start"/>
+        <w:rPr/>
+      </w:pPr>
+      <w:r>
+        <w:rPr/>
+        <w:t xml:space="preserve">  </w:t>
+      </w:r>
+      <w:r>
+        <w:rPr/>
+        <w:t>tasks: [...tasksData],</w:t>
+      </w:r>
+    </w:p>
+    <w:p>
+      <w:pPr>
+        <w:pStyle w:val="BodyText"/>
+        <w:bidi w:val="0"/>
+        <w:jc w:val="start"/>
+        <w:rPr/>
+      </w:pPr>
+      <w:r>
+        <w:rPr/>
+        <w:t xml:space="preserve">  </w:t>
+      </w:r>
+      <w:r>
+        <w:rPr/>
+        <w:t>archivedAt: timestamp,</w:t>
       </w:r>
     </w:p>
     <w:p>
@@ -4647,7 +5003,11 @@
       </w:pPr>
       <w:r>
         <w:rPr/>
-        <w:t xml:space="preserve">• - Поредица: от днес назад до началото на периода; ден от правилото се брои само ако е директно completed; ако минал ден от правилото не е completed (включително ако се наваксва на друга дата) — прекъсва поредицата; днес от правилото не прекъсва поредицата освен ако е missed или наваксван (makeupForDate); ден извън правилото се брои ако е completed (makeup или без връзка), но не прекъсва поредицата</w:t>
+        <w:t xml:space="preserve">• </w:t>
+      </w:r>
+      <w:r>
+        <w:rPr/>
+        <w:t>- Поредица: от днес назад до началото на периода; ден от правилото се брои само ако е директно completed; ако минал ден от правилото не е completed (включително ако се наваксва на друга дата) — прекъсва поредицата; днес от правилото не прекъсва поредицата освен ако е missed или наваксван (makeupForDate); ден извън правилото се брои ако е completed (makeup или без връзка), но не прекъсва поредицата</w:t>
       </w:r>
     </w:p>
     <w:p>
@@ -4669,7 +5029,11 @@
       </w:pPr>
       <w:r>
         <w:rPr/>
-        <w:t xml:space="preserve">„Последните 30 дни" е днес + 29 дни назад </w:t>
+        <w:t>„</w:t>
+      </w:r>
+      <w:r>
+        <w:rPr/>
+        <w:t xml:space="preserve">Последните 30 дни" е днес + 29 дни назад </w:t>
       </w:r>
     </w:p>
     <w:p>
@@ -5015,6 +5379,81 @@
       <w:r>
         <w:rPr/>
         <w:t xml:space="preserve"> флаг </w:t>
+      </w:r>
+    </w:p>
+    <w:p>
+      <w:pPr>
+        <w:pStyle w:val="BodyText"/>
+        <w:numPr>
+          <w:ilvl w:val="0"/>
+          <w:numId w:val="8"/>
+        </w:numPr>
+        <w:tabs>
+          <w:tab w:val="left" w:pos="709" w:leader="none"/>
+        </w:tabs>
+        <w:bidi w:val="0"/>
+        <w:spacing w:before="0" w:after="0"/>
+        <w:ind w:hanging="283" w:start="709"/>
+        <w:jc w:val="start"/>
+        <w:rPr/>
+      </w:pPr>
+      <w:r>
+        <w:rPr/>
+        <w:t xml:space="preserve"> </w:t>
+      </w:r>
+      <w:r>
+        <w:rPr/>
+        <w:t>Докато dataLoaded е false, активният таб не се рендира — показва се</w:t>
+      </w:r>
+    </w:p>
+    <w:p>
+      <w:pPr>
+        <w:pStyle w:val="BodyText"/>
+        <w:numPr>
+          <w:ilvl w:val="0"/>
+          <w:numId w:val="0"/>
+        </w:numPr>
+        <w:tabs>
+          <w:tab w:val="left" w:pos="709" w:leader="none"/>
+        </w:tabs>
+        <w:bidi w:val="0"/>
+        <w:spacing w:before="0" w:after="0"/>
+        <w:ind w:hanging="0" w:start="709"/>
+        <w:jc w:val="start"/>
+        <w:rPr/>
+      </w:pPr>
+      <w:r>
+        <w:rPr/>
+        <w:t xml:space="preserve"> </w:t>
+      </w:r>
+      <w:r>
+        <w:rPr/>
+        <w:t>&gt; текст "Зареждане..." вместо съдържание, за да не мига грешна</w:t>
+      </w:r>
+    </w:p>
+    <w:p>
+      <w:pPr>
+        <w:pStyle w:val="BodyText"/>
+        <w:numPr>
+          <w:ilvl w:val="0"/>
+          <w:numId w:val="0"/>
+        </w:numPr>
+        <w:tabs>
+          <w:tab w:val="left" w:pos="709" w:leader="none"/>
+        </w:tabs>
+        <w:bidi w:val="0"/>
+        <w:spacing w:before="0" w:after="0"/>
+        <w:ind w:hanging="0" w:start="709"/>
+        <w:jc w:val="start"/>
+        <w:rPr/>
+      </w:pPr>
+      <w:r>
+        <w:rPr/>
+        <w:t xml:space="preserve"> </w:t>
+      </w:r>
+      <w:r>
+        <w:rPr/>
+        <w:t>&gt; информация (напр. "Всичко е завършено") преди данните да дойдат</w:t>
       </w:r>
     </w:p>
     <w:p>
@@ -7194,8 +7633,8 @@
       <w:bCs/>
     </w:rPr>
   </w:style>
-  <w:style w:type="character" w:styleId="Bulletsuser">
-    <w:name w:val="Bullets (user)"/>
+  <w:style w:type="character" w:styleId="Bullets">
+    <w:name w:val="Bullets"/>
     <w:qFormat/>
     <w:rPr>
       <w:rFonts w:ascii="OpenSymbol" w:hAnsi="OpenSymbol" w:eastAsia="OpenSymbol" w:cs="OpenSymbol"/>
